--- a/docs/proposal/GINHAWA_Summary_of_Revisions.docx
+++ b/docs/proposal/GINHAWA_Summary_of_Revisions.docx
@@ -586,7 +586,7 @@
                 <w:sz w:val="20"/>
                 <w:szCs w:val="20"/>
               </w:rPr>
-              <w:t xml:space="preserve">Added a table of physical dimensions for each component, the enclosure, radiation shield, and mounting height. </w:t>
+              <w:t xml:space="preserve">Added a table of physical dimensions; the station is now one compact unit of about 200 × 120 × 265 mm (≈1.3 kg) plus the solar panel. </w:t>
             </w:r>
             <w:r>
               <w:rPr>
@@ -852,7 +852,7 @@
                 <w:sz w:val="20"/>
                 <w:szCs w:val="20"/>
               </w:rPr>
-              <w:t xml:space="preserve">Specified a 20 W panel, 12.8 V 12 Ah LiFePO4 battery, and ≈31.7 Wh/day estimated consumption (≈3.9 days of autonomy; ≈67.5 Wh/day solar yield).</w:t>
+              <w:t xml:space="preserve">Specified a compact power system: 6 V 10 W panel, 4 × 32700 LiFePO4 cells (3.2 V 24 Ah, ≈77 Wh) with BMS, and ≈14.4 Wh/day estimated consumption using a power-saving sampling schedule (≈4.3 days without sun; ≈33.8 Wh/day solar yield).</w:t>
             </w:r>
           </w:p>
         </w:tc>

--- a/docs/proposal/GINHAWA_Summary_of_Revisions.docx
+++ b/docs/proposal/GINHAWA_Summary_of_Revisions.docx
@@ -3501,7 +3501,7 @@
                 <w:sz w:val="20"/>
                 <w:szCs w:val="20"/>
               </w:rPr>
-              <w:t xml:space="preserve">Added a schedule: 2-week lab testing, 7-day co-location, 14-day outdoor test, 30-day pilot; 10-second readings, hourly analysis, peak-hour focus; uptime ≥95% and data completeness ≥90% targets.</w:t>
+              <w:t xml:space="preserve">Added a schedule: 2-week lab testing, 7-day co-location, 14-day outdoor test, 30-day pilot; readings averaged and uploaded every minute (PM measured 1 minute in every 5), hourly analysis, peak-hour focus; uptime ≥95% and data completeness ≥90% targets.</w:t>
             </w:r>
           </w:p>
         </w:tc>
@@ -3888,7 +3888,7 @@
                 <w:sz w:val="20"/>
                 <w:szCs w:val="20"/>
               </w:rPr>
-              <w:t xml:space="preserve">Added administrator use cases and functionality tests for login, station management, sensor keys, thresholds, device status, error notifications, and data export.</w:t>
+              <w:t xml:space="preserve">Added administrator use cases and functionality tests for login, station management, sensor keys, thresholds, device status, error notifications, and data export. The prototype's Station status card shows each station's battery, connection, location, and last particle measurement.</w:t>
             </w:r>
           </w:p>
         </w:tc>

--- a/docs/proposal/GINHAWA_Summary_of_Revisions.docx
+++ b/docs/proposal/GINHAWA_Summary_of_Revisions.docx
@@ -586,7 +586,7 @@
                 <w:sz w:val="20"/>
                 <w:szCs w:val="20"/>
               </w:rPr>
-              <w:t xml:space="preserve">Added a table of physical dimensions; the station is now one compact unit of about 200 × 120 × 265 mm (≈1.3 kg) plus the solar panel. </w:t>
+              <w:t xml:space="preserve">Added a table of physical dimensions; the station is now one compact unit of about 150 × 110 × 260 mm (≈0.8 kg) plus the solar panel. </w:t>
             </w:r>
             <w:r>
               <w:rPr>
@@ -594,7 +594,7 @@
                 <w:szCs w:val="20"/>
                 <w:highlight w:val="yellow"/>
               </w:rPr>
-              <w:t xml:space="preserve">[Remaining: measure the board and panel, then update the 3D model with the listed dimensions and insert it.]</w:t>
+              <w:t xml:space="preserve">[Remaining: measure the LTE/GPS modules and panel, then update the 3D model with the listed dimensions and insert it.]</w:t>
             </w:r>
           </w:p>
         </w:tc>
@@ -852,7 +852,7 @@
                 <w:sz w:val="20"/>
                 <w:szCs w:val="20"/>
               </w:rPr>
-              <w:t xml:space="preserve">Specified a compact power system: 6 V 10 W panel, 4 × 32700 LiFePO4 cells (3.2 V 24 Ah, ≈77 Wh) with BMS, and ≈14.4 Wh/day estimated consumption using a power-saving sampling schedule (≈4.3 days without sun; ≈33.8 Wh/day solar yield).</w:t>
+              <w:t xml:space="preserve">Specified a compact power system: 6 V 6 W panel, 3 × 18650 Li-ion cells (3.7 V 9 Ah, ≈33 Wh) with BMS, and ≈7.5 Wh/day estimated consumption on Wi-Fi (≈11.6 Wh/day on LTE) using a power-saving schedule (≈3.5 days without sun on Wi-Fi, ≈2.3 on LTE; ≈20.3 Wh/day solar yield).</w:t>
             </w:r>
           </w:p>
         </w:tc>
@@ -1497,7 +1497,7 @@
                 <w:sz w:val="20"/>
                 <w:szCs w:val="20"/>
               </w:rPr>
-              <w:t xml:space="preserve">Added the SIM7600G-H GNSS receiver and GPS fields to the architecture, ERD, context diagram, DFD, and application (station map).</w:t>
+              <w:t xml:space="preserve">Added a GPS module (ATGM336H) on the ESP32 and GPS fields to the architecture, ERD, context diagram, DFD, and application (station map).</w:t>
             </w:r>
           </w:p>
         </w:tc>
@@ -4441,7 +4441,7 @@
                 <w:sz w:val="20"/>
                 <w:szCs w:val="20"/>
               </w:rPr>
-              <w:t xml:space="preserve">Updated the architecture, hardware, software, database, evaluation instruments, and costing to the implemented design (SEN55, LilyGO T-SIM7600, solar + LiFePO4, Wi-Fi/LTE, Node.js, PostgreSQL, React). Replaced dashboard mockups with screenshots of the working prototype and updated the Gantt chart.</w:t>
+              <w:t xml:space="preserve">Updated the architecture, hardware, software, database, evaluation instruments, and costing to the implemented design (SEN55, ESP32 DevKit with A7670 LTE and GPS modules, solar + 18650 Li-ion, Wi-Fi/LTE, Node.js, PostgreSQL, React). Replaced dashboard mockups with screenshots of the working prototype and updated the Gantt chart.</w:t>
             </w:r>
           </w:p>
         </w:tc>

--- a/docs/proposal/GINHAWA_Summary_of_Revisions.docx
+++ b/docs/proposal/GINHAWA_Summary_of_Revisions.docx
@@ -4472,7 +4472,7 @@
                 <w:sz w:val="20"/>
                 <w:szCs w:val="20"/>
               </w:rPr>
-              <w:t xml:space="preserve">Ch. III; Figs. 10–13</w:t>
+              <w:t xml:space="preserve">Ch. III; Figs. 10–16</w:t>
             </w:r>
           </w:p>
         </w:tc>

--- a/docs/proposal/GINHAWA_Summary_of_Revisions.docx
+++ b/docs/proposal/GINHAWA_Summary_of_Revisions.docx
@@ -1755,7 +1755,7 @@
                 <w:sz w:val="20"/>
                 <w:szCs w:val="20"/>
               </w:rPr>
-              <w:t xml:space="preserve">Adding a station requires only registering it in the app (issues a key) and flashing the same firmware; no code or server changes; the station appears on the map automatically with its GPS location.</w:t>
+              <w:t xml:space="preserve">Stations add themselves: every station runs the same firmware with a team secret, registers itself with its ESP32 hardware ID on first power-on, receives its own key, and is named after its barangay from its GPS position. No code, server, or in-app setup is needed per station; the team can rename, remove, or block a station.</w:t>
             </w:r>
           </w:p>
         </w:tc>
@@ -1786,7 +1786,7 @@
                 <w:sz w:val="20"/>
                 <w:szCs w:val="20"/>
               </w:rPr>
-              <w:t xml:space="preserve">Sec. 3.2.11; Obj. 4</w:t>
+              <w:t xml:space="preserve">Sec. 3.2.6, 3.2.11; Fig. 6; Obj. 4</w:t>
             </w:r>
           </w:p>
         </w:tc>
@@ -3759,7 +3759,7 @@
                 <w:sz w:val="20"/>
                 <w:szCs w:val="20"/>
               </w:rPr>
-              <w:t xml:space="preserve">Actors are now General User (commuters, barangay officials, environmental staff) and Monitoring Personnel (Administrator) only.</w:t>
+              <w:t xml:space="preserve">Actors are now General User (commuters, barangay officials, environmental staff; no account needed) and Monitoring Personnel (Administrator) only; stations are not actors and add themselves.</w:t>
             </w:r>
           </w:p>
         </w:tc>
@@ -3888,7 +3888,7 @@
                 <w:sz w:val="20"/>
                 <w:szCs w:val="20"/>
               </w:rPr>
-              <w:t xml:space="preserve">Added administrator use cases and functionality tests for login, station management, sensor keys, thresholds, device status, error notifications, and data export. The prototype's Station status card shows each station's battery, connection, location, and last particle measurement.</w:t>
+              <w:t xml:space="preserve">Added a team admin sign-in (shared passcode) with station management (rename, thresholds, remove, block), alert acknowledgement, device status, error notifications, and data export, plus matching use cases and functionality tests. The prototype's Station status card shows each station's battery, connection, location, and last particle measurement.</w:t>
             </w:r>
           </w:p>
         </w:tc>
@@ -3919,7 +3919,7 @@
                 <w:sz w:val="20"/>
                 <w:szCs w:val="20"/>
               </w:rPr>
-              <w:t xml:space="preserve">Sec. 3.2.4, 3.2.13, 3.5.8; Fig. 4; Table 13</w:t>
+              <w:t xml:space="preserve">Sec. 3.2.4, 3.2.13, 3.5.8; Figs. 4, 13–14; Table 13</w:t>
             </w:r>
           </w:p>
         </w:tc>

--- a/docs/proposal/GINHAWA_Summary_of_Revisions.docx
+++ b/docs/proposal/GINHAWA_Summary_of_Revisions.docx
@@ -3888,7 +3888,7 @@
                 <w:sz w:val="20"/>
                 <w:szCs w:val="20"/>
               </w:rPr>
-              <w:t xml:space="preserve">Added a team admin sign-in (shared passcode) with station management (rename, thresholds, remove, block), alert acknowledgement, device status, error notifications, and data export, plus matching use cases and functionality tests. The prototype's Station status card shows each station's battery, connection, location, and last particle measurement.</w:t>
+              <w:t xml:space="preserve">Added a small Admin login (shared team passcode, reached from Settings) with station management (rename, thresholds, remove, block), alert acknowledgement, device status, error notifications, and data export, plus matching use cases and functionality tests. The prototype's Station status card shows each station's battery, connection, location, and last particle measurement.</w:t>
             </w:r>
           </w:p>
         </w:tc>
@@ -3919,7 +3919,7 @@
                 <w:sz w:val="20"/>
                 <w:szCs w:val="20"/>
               </w:rPr>
-              <w:t xml:space="preserve">Sec. 3.2.4, 3.2.13, 3.5.8; Figs. 4, 13–14; Table 13</w:t>
+              <w:t xml:space="preserve">Sec. 3.2.4, 3.2.13, 3.5.8; Figs. 4, 13–15; Table 13</w:t>
             </w:r>
           </w:p>
         </w:tc>

--- a/docs/proposal/GINHAWA_Summary_of_Revisions.docx
+++ b/docs/proposal/GINHAWA_Summary_of_Revisions.docx
@@ -457,7 +457,7 @@
                 <w:sz w:val="20"/>
                 <w:szCs w:val="20"/>
               </w:rPr>
-              <w:t xml:space="preserve">Redrew the circuit diagram in draw.io using standard electrical symbols (solar cell, battery, fuse, resistors, LEDs, capacitor, antenna, ground), reference designators, pin numbers, net labels, and a title block.</w:t>
+              <w:t xml:space="preserve">Redrew the circuit diagram in draw.io using standard electrical symbols (solar cell, battery, fuse, resistors, capacitor, antennas, ground), reference designators, pin numbers, net labels, and a title block.</w:t>
             </w:r>
           </w:p>
         </w:tc>
@@ -594,7 +594,7 @@
                 <w:szCs w:val="20"/>
                 <w:highlight w:val="yellow"/>
               </w:rPr>
-              <w:t xml:space="preserve">[Remaining: measure the LTE/GPS modules and panel, then update the 3D model with the listed dimensions and insert it.]</w:t>
+              <w:t xml:space="preserve">[Remaining: measure the A7670SA module and panel, then update the 3D model with the listed dimensions and insert it.]</w:t>
             </w:r>
           </w:p>
         </w:tc>
@@ -852,7 +852,7 @@
                 <w:sz w:val="20"/>
                 <w:szCs w:val="20"/>
               </w:rPr>
-              <w:t xml:space="preserve">Specified a compact power system: 6 V 6 W panel, 3 × 18650 Li-ion cells (3.7 V 9 Ah, ≈33 Wh) with BMS, and ≈7.5 Wh/day estimated consumption on Wi-Fi (≈11.6 Wh/day on LTE) using a power-saving schedule (≈3.5 days without sun on Wi-Fi, ≈2.3 on LTE; ≈20.3 Wh/day solar yield).</w:t>
+              <w:t xml:space="preserve">Specified a compact power system: 6 V 6 W panel, 3 × 18650 Li-ion cells (3.7 V 9 Ah, ≈33 Wh) with BMS, and ≈8.1 Wh/day estimated consumption on Wi-Fi (≈12.2 Wh/day on LTE) using a power-saving schedule (≈3.3 days without sun on Wi-Fi, ≈2.2 on LTE; ≈20.3 Wh/day solar yield).</w:t>
             </w:r>
           </w:p>
         </w:tc>
@@ -1497,7 +1497,7 @@
                 <w:sz w:val="20"/>
                 <w:szCs w:val="20"/>
               </w:rPr>
-              <w:t xml:space="preserve">Added a GPS module (ATGM336H) on the ESP32 and GPS fields to the architecture, ERD, context diagram, DFD, and application (station map).</w:t>
+              <w:t xml:space="preserve">Added GPS through the GNSS receiver built into the A7670SA LTE module and GPS fields to the architecture, ERD, context diagram, DFD, and application (station map).</w:t>
             </w:r>
           </w:p>
         </w:tc>
@@ -4441,7 +4441,7 @@
                 <w:sz w:val="20"/>
                 <w:szCs w:val="20"/>
               </w:rPr>
-              <w:t xml:space="preserve">Updated the architecture, hardware, software, database, evaluation instruments, and costing to the implemented design (SEN55, ESP32 DevKit with A7670 LTE and GPS modules, solar + 18650 Li-ion, Wi-Fi/LTE, Node.js, PostgreSQL, React). Replaced dashboard mockups with screenshots of the working prototype and updated the Gantt chart.</w:t>
+              <w:t xml:space="preserve">Updated the architecture, hardware, software, database, evaluation instruments, and costing to the implemented design (SEN55, ESP32 DevKit with A7670SA LTE + GNSS module, solar + 18650 Li-ion, Wi-Fi/LTE, Node.js, PostgreSQL, React). Replaced dashboard mockups with screenshots of the working prototype and updated the Gantt chart.</w:t>
             </w:r>
           </w:p>
         </w:tc>
